--- a/ISS/lab1/ЛР_1_ИПС_Отчёт.docx
+++ b/ISS/lab1/ЛР_1_ИПС_Отчёт.docx
@@ -232,12 +232,21 @@
             </w:tcMar>
           </w:tcPr>
           <w:p>
+            <w:proofErr w:type="spellStart"/>
             <w:r>
               <w:rPr>
                 <w:sz w:val="22"/>
                 <w:szCs w:val="22"/>
               </w:rPr>
-              <w:t>Ву Минь Куанг</w:t>
+              <w:t>Ву</w:t>
+            </w:r>
+            <w:proofErr w:type="spellEnd"/>
+            <w:r>
+              <w:rPr>
+                <w:sz w:val="22"/>
+                <w:szCs w:val="22"/>
+              </w:rPr>
+              <w:t xml:space="preserve"> Минь Куанг</w:t>
             </w:r>
           </w:p>
         </w:tc>
@@ -610,8 +619,13 @@
         <w:spacing w:before="60" w:after="60" w:line="360" w:lineRule="auto"/>
         <w:jc w:val="both"/>
       </w:pPr>
-      <w:r>
-        <w:t>Токенизация, нормализация регистра и фильтрация стоп-слов.</w:t>
+      <w:proofErr w:type="spellStart"/>
+      <w:r>
+        <w:t>Токенизация</w:t>
+      </w:r>
+      <w:proofErr w:type="spellEnd"/>
+      <w:r>
+        <w:t>, нормализация регистра и фильтрация стоп-слов.</w:t>
       </w:r>
     </w:p>
     <w:p>
@@ -625,7 +639,15 @@
         <w:jc w:val="both"/>
       </w:pPr>
       <w:r>
-        <w:t>Морфологическая нормализация (лемматизация) с применением pymorphy2.</w:t>
+        <w:t>Морфологическая нормализация (</w:t>
+      </w:r>
+      <w:proofErr w:type="spellStart"/>
+      <w:r>
+        <w:t>лемматизация</w:t>
+      </w:r>
+      <w:proofErr w:type="spellEnd"/>
+      <w:r>
+        <w:t>) с применением pymorphy2.</w:t>
       </w:r>
     </w:p>
     <w:p>
@@ -639,7 +661,15 @@
         <w:jc w:val="both"/>
       </w:pPr>
       <w:r>
-        <w:t>Извлечение именованных сущностей (NER) с применением natasha.</w:t>
+        <w:t xml:space="preserve">Извлечение именованных сущностей (NER) с применением </w:t>
+      </w:r>
+      <w:proofErr w:type="spellStart"/>
+      <w:r>
+        <w:t>natasha</w:t>
+      </w:r>
+      <w:proofErr w:type="spellEnd"/>
+      <w:r>
+        <w:t>.</w:t>
       </w:r>
     </w:p>
     <w:p>
@@ -723,7 +753,23 @@
         <w:jc w:val="both"/>
       </w:pPr>
       <w:r>
-        <w:t>Предобработка данных представляет собой совокупность методов, приводящих исходный неструктурированный текст в форму, пригодную для применения алгоритмов машинного обучения. Качество предобработки напрямую определяет качество последующей аналитики: неудалённые артефакты форматирования, нелемматизированные словоформы или сохранённые стоп-слова снижают точность моделей классификации.</w:t>
+        <w:t xml:space="preserve">Предобработка данных представляет собой совокупность методов, приводящих исходный неструктурированный текст в форму, пригодную для применения алгоритмов машинного обучения. Качество предобработки напрямую определяет качество последующей аналитики: </w:t>
+      </w:r>
+      <w:proofErr w:type="spellStart"/>
+      <w:r>
+        <w:t>неудалённые</w:t>
+      </w:r>
+      <w:proofErr w:type="spellEnd"/>
+      <w:r>
+        <w:t xml:space="preserve"> артефакты форматирования, </w:t>
+      </w:r>
+      <w:proofErr w:type="spellStart"/>
+      <w:r>
+        <w:t>нелемматизированные</w:t>
+      </w:r>
+      <w:proofErr w:type="spellEnd"/>
+      <w:r>
+        <w:t xml:space="preserve"> словоформы или сохранённые стоп-слова снижают точность моделей классификации.</w:t>
       </w:r>
     </w:p>
     <w:p>
@@ -746,8 +792,29 @@
         <w:ind w:firstLine="720"/>
         <w:jc w:val="both"/>
       </w:pPr>
-      <w:r>
-        <w:t>Токенизация — разбиение текста на минимальные смысловые единицы (токены). Лемматизация — приведение токенов к нормальной словарной форме с учётом морфологических свойств; для русскоязычных текстов применяется библиотека pymorphy2. Стоп-слова — частотные служебные слова, исключаемые из анализа. Распознавание именованных сущностей (NER) — выделение упоминаний персон, организаций, дат и иных объектов; в данной работе используется библиотека natasha.</w:t>
+      <w:proofErr w:type="spellStart"/>
+      <w:r>
+        <w:t>Токенизация</w:t>
+      </w:r>
+      <w:proofErr w:type="spellEnd"/>
+      <w:r>
+        <w:t xml:space="preserve"> — разбиение текста на минимальные смысловые единицы (токены). </w:t>
+      </w:r>
+      <w:proofErr w:type="spellStart"/>
+      <w:r>
+        <w:t>Лемматизация</w:t>
+      </w:r>
+      <w:proofErr w:type="spellEnd"/>
+      <w:r>
+        <w:t xml:space="preserve"> — приведение токенов к нормальной словарной форме с учётом морфологических свойств; для русскоязычных текстов применяется библиотека pymorphy2. Стоп-слова — частотные служебные слова, исключаемые из анализа. Распознавание именованных сущностей (NER) — выделение упоминаний персон, организаций, дат и иных объектов; в данной работе используется библиотека </w:t>
+      </w:r>
+      <w:proofErr w:type="spellStart"/>
+      <w:r>
+        <w:t>natasha</w:t>
+      </w:r>
+      <w:proofErr w:type="spellEnd"/>
+      <w:r>
+        <w:t>.</w:t>
       </w:r>
     </w:p>
     <w:p>
@@ -963,58 +1030,90 @@
         <w:jc w:val="both"/>
       </w:pPr>
       <w:r>
-        <w:t xml:space="preserve">  Оспаривание сделок должника                       568 симв.</w:t>
-      </w:r>
-    </w:p>
-    <w:p>
-      <w:pPr>
-        <w:pBdr>
-          <w:top w:val="dashed" w:sz="4" w:space="0" w:color="888888"/>
-          <w:left w:val="dashed" w:sz="4" w:space="0" w:color="888888"/>
-          <w:bottom w:val="dashed" w:sz="4" w:space="0" w:color="888888"/>
-          <w:right w:val="dashed" w:sz="4" w:space="0" w:color="888888"/>
-        </w:pBdr>
-        <w:shd w:val="clear" w:color="auto" w:fill="FFFBE6"/>
-        <w:spacing w:before="60" w:after="60" w:line="360" w:lineRule="auto"/>
-        <w:ind w:left="720"/>
-        <w:jc w:val="both"/>
-      </w:pPr>
-      <w:r>
-        <w:t xml:space="preserve">  Субсидиарная ответственность                      494 симв.</w:t>
-      </w:r>
-    </w:p>
-    <w:p>
-      <w:pPr>
-        <w:pBdr>
-          <w:top w:val="dashed" w:sz="4" w:space="0" w:color="888888"/>
-          <w:left w:val="dashed" w:sz="4" w:space="0" w:color="888888"/>
-          <w:bottom w:val="dashed" w:sz="4" w:space="0" w:color="888888"/>
-          <w:right w:val="dashed" w:sz="4" w:space="0" w:color="888888"/>
-        </w:pBdr>
-        <w:shd w:val="clear" w:color="auto" w:fill="FFFBE6"/>
-        <w:spacing w:before="60" w:after="60" w:line="360" w:lineRule="auto"/>
-        <w:ind w:left="720"/>
-        <w:jc w:val="both"/>
-      </w:pPr>
-      <w:r>
-        <w:t xml:space="preserve">  Обжалование налоговых решений                     564 симв.</w:t>
-      </w:r>
-    </w:p>
-    <w:p>
-      <w:pPr>
-        <w:pBdr>
-          <w:top w:val="dashed" w:sz="4" w:space="0" w:color="888888"/>
-          <w:left w:val="dashed" w:sz="4" w:space="0" w:color="888888"/>
-          <w:bottom w:val="dashed" w:sz="4" w:space="0" w:color="888888"/>
-          <w:right w:val="dashed" w:sz="4" w:space="0" w:color="888888"/>
-        </w:pBdr>
-        <w:shd w:val="clear" w:color="auto" w:fill="FFFBE6"/>
-        <w:spacing w:before="60" w:after="60" w:line="360" w:lineRule="auto"/>
-        <w:ind w:left="720"/>
-        <w:jc w:val="both"/>
-      </w:pPr>
-      <w:r>
-        <w:t xml:space="preserve">  Включение в реестр требований кредиторов          494 симв.</w:t>
+        <w:t xml:space="preserve">  Оспаривание сделок должника                       568 </w:t>
+      </w:r>
+      <w:proofErr w:type="spellStart"/>
+      <w:r>
+        <w:t>симв</w:t>
+      </w:r>
+      <w:proofErr w:type="spellEnd"/>
+      <w:r>
+        <w:t>.</w:t>
+      </w:r>
+    </w:p>
+    <w:p>
+      <w:pPr>
+        <w:pBdr>
+          <w:top w:val="dashed" w:sz="4" w:space="0" w:color="888888"/>
+          <w:left w:val="dashed" w:sz="4" w:space="0" w:color="888888"/>
+          <w:bottom w:val="dashed" w:sz="4" w:space="0" w:color="888888"/>
+          <w:right w:val="dashed" w:sz="4" w:space="0" w:color="888888"/>
+        </w:pBdr>
+        <w:shd w:val="clear" w:color="auto" w:fill="FFFBE6"/>
+        <w:spacing w:before="60" w:after="60" w:line="360" w:lineRule="auto"/>
+        <w:ind w:left="720"/>
+        <w:jc w:val="both"/>
+      </w:pPr>
+      <w:r>
+        <w:t xml:space="preserve">  Субсидиарная ответственность                      494 </w:t>
+      </w:r>
+      <w:proofErr w:type="spellStart"/>
+      <w:r>
+        <w:t>симв</w:t>
+      </w:r>
+      <w:proofErr w:type="spellEnd"/>
+      <w:r>
+        <w:t>.</w:t>
+      </w:r>
+    </w:p>
+    <w:p>
+      <w:pPr>
+        <w:pBdr>
+          <w:top w:val="dashed" w:sz="4" w:space="0" w:color="888888"/>
+          <w:left w:val="dashed" w:sz="4" w:space="0" w:color="888888"/>
+          <w:bottom w:val="dashed" w:sz="4" w:space="0" w:color="888888"/>
+          <w:right w:val="dashed" w:sz="4" w:space="0" w:color="888888"/>
+        </w:pBdr>
+        <w:shd w:val="clear" w:color="auto" w:fill="FFFBE6"/>
+        <w:spacing w:before="60" w:after="60" w:line="360" w:lineRule="auto"/>
+        <w:ind w:left="720"/>
+        <w:jc w:val="both"/>
+      </w:pPr>
+      <w:r>
+        <w:t xml:space="preserve">  Обжалование налоговых решений                     564 </w:t>
+      </w:r>
+      <w:proofErr w:type="spellStart"/>
+      <w:r>
+        <w:t>симв</w:t>
+      </w:r>
+      <w:proofErr w:type="spellEnd"/>
+      <w:r>
+        <w:t>.</w:t>
+      </w:r>
+    </w:p>
+    <w:p>
+      <w:pPr>
+        <w:pBdr>
+          <w:top w:val="dashed" w:sz="4" w:space="0" w:color="888888"/>
+          <w:left w:val="dashed" w:sz="4" w:space="0" w:color="888888"/>
+          <w:bottom w:val="dashed" w:sz="4" w:space="0" w:color="888888"/>
+          <w:right w:val="dashed" w:sz="4" w:space="0" w:color="888888"/>
+        </w:pBdr>
+        <w:shd w:val="clear" w:color="auto" w:fill="FFFBE6"/>
+        <w:spacing w:before="60" w:after="60" w:line="360" w:lineRule="auto"/>
+        <w:ind w:left="720"/>
+        <w:jc w:val="both"/>
+      </w:pPr>
+      <w:r>
+        <w:t xml:space="preserve">  Включение в реестр требований кредиторов          494 </w:t>
+      </w:r>
+      <w:proofErr w:type="spellStart"/>
+      <w:r>
+        <w:t>симв</w:t>
+      </w:r>
+      <w:proofErr w:type="spellEnd"/>
+      <w:r>
+        <w:t>.</w:t>
       </w:r>
     </w:p>
     <w:p>
@@ -1043,76 +1142,158 @@
         <w:jc w:val="both"/>
       </w:pPr>
       <w:r>
-        <w:t>Опишите реализованные функции очистки. Приведите код функций normalize_whitespace и remove_punctuation с пояснениями.</w:t>
-      </w:r>
-    </w:p>
-    <w:p>
-      <w:pPr>
-        <w:pBdr>
-          <w:top w:val="dashed" w:sz="4" w:space="0" w:color="888888"/>
-          <w:left w:val="dashed" w:sz="4" w:space="0" w:color="888888"/>
-          <w:bottom w:val="dashed" w:sz="4" w:space="0" w:color="888888"/>
-          <w:right w:val="dashed" w:sz="4" w:space="0" w:color="888888"/>
-        </w:pBdr>
-        <w:shd w:val="clear" w:color="auto" w:fill="FFFBE6"/>
-        <w:spacing w:before="60" w:after="60" w:line="360" w:lineRule="auto"/>
-        <w:ind w:left="720"/>
-        <w:jc w:val="both"/>
-        <w:rPr>
-          <w:lang w:val="en-US"/>
-        </w:rPr>
-      </w:pPr>
-      <w:r>
-        <w:rPr>
-          <w:lang w:val="en-US"/>
-        </w:rPr>
-        <w:t>def normalize_whitespace(text: str) -&gt; str:</w:t>
-      </w:r>
-    </w:p>
-    <w:p>
-      <w:pPr>
-        <w:pBdr>
-          <w:top w:val="dashed" w:sz="4" w:space="0" w:color="888888"/>
-          <w:left w:val="dashed" w:sz="4" w:space="0" w:color="888888"/>
-          <w:bottom w:val="dashed" w:sz="4" w:space="0" w:color="888888"/>
-          <w:right w:val="dashed" w:sz="4" w:space="0" w:color="888888"/>
-        </w:pBdr>
-        <w:shd w:val="clear" w:color="auto" w:fill="FFFBE6"/>
-        <w:spacing w:before="60" w:after="60" w:line="360" w:lineRule="auto"/>
-        <w:ind w:left="720"/>
-        <w:jc w:val="both"/>
-        <w:rPr>
-          <w:lang w:val="en-US"/>
-        </w:rPr>
-      </w:pPr>
-      <w:r>
-        <w:rPr>
-          <w:lang w:val="en-US"/>
-        </w:rPr>
-        <w:t xml:space="preserve">    clean = re.sub(r'\s+', ' ', text)</w:t>
-      </w:r>
-    </w:p>
-    <w:p>
-      <w:pPr>
-        <w:pBdr>
-          <w:top w:val="dashed" w:sz="4" w:space="0" w:color="888888"/>
-          <w:left w:val="dashed" w:sz="4" w:space="0" w:color="888888"/>
-          <w:bottom w:val="dashed" w:sz="4" w:space="0" w:color="888888"/>
-          <w:right w:val="dashed" w:sz="4" w:space="0" w:color="888888"/>
-        </w:pBdr>
-        <w:shd w:val="clear" w:color="auto" w:fill="FFFBE6"/>
-        <w:spacing w:before="60" w:after="60" w:line="360" w:lineRule="auto"/>
-        <w:ind w:left="720"/>
-        <w:jc w:val="both"/>
-        <w:rPr>
-          <w:lang w:val="en-US"/>
-        </w:rPr>
-      </w:pPr>
-      <w:r>
-        <w:rPr>
-          <w:lang w:val="en-US"/>
-        </w:rPr>
-        <w:t xml:space="preserve">    clean = clean.strip()</w:t>
+        <w:t xml:space="preserve">Опишите реализованные функции очистки. Приведите код функций </w:t>
+      </w:r>
+      <w:proofErr w:type="spellStart"/>
+      <w:r>
+        <w:t>normalize_whitespace</w:t>
+      </w:r>
+      <w:proofErr w:type="spellEnd"/>
+      <w:r>
+        <w:t xml:space="preserve"> и </w:t>
+      </w:r>
+      <w:proofErr w:type="spellStart"/>
+      <w:r>
+        <w:t>remove_punctuation</w:t>
+      </w:r>
+      <w:proofErr w:type="spellEnd"/>
+      <w:r>
+        <w:t xml:space="preserve"> с пояснениями.</w:t>
+      </w:r>
+    </w:p>
+    <w:p>
+      <w:pPr>
+        <w:pBdr>
+          <w:top w:val="dashed" w:sz="4" w:space="0" w:color="888888"/>
+          <w:left w:val="dashed" w:sz="4" w:space="0" w:color="888888"/>
+          <w:bottom w:val="dashed" w:sz="4" w:space="0" w:color="888888"/>
+          <w:right w:val="dashed" w:sz="4" w:space="0" w:color="888888"/>
+        </w:pBdr>
+        <w:shd w:val="clear" w:color="auto" w:fill="FFFBE6"/>
+        <w:spacing w:before="60" w:after="60" w:line="360" w:lineRule="auto"/>
+        <w:ind w:left="720"/>
+        <w:jc w:val="both"/>
+        <w:rPr>
+          <w:lang w:val="en-US"/>
+        </w:rPr>
+      </w:pPr>
+      <w:r>
+        <w:rPr>
+          <w:lang w:val="en-US"/>
+        </w:rPr>
+        <w:t xml:space="preserve">def </w:t>
+      </w:r>
+      <w:proofErr w:type="spellStart"/>
+      <w:r>
+        <w:rPr>
+          <w:lang w:val="en-US"/>
+        </w:rPr>
+        <w:t>normalize_</w:t>
+      </w:r>
+      <w:proofErr w:type="gramStart"/>
+      <w:r>
+        <w:rPr>
+          <w:lang w:val="en-US"/>
+        </w:rPr>
+        <w:t>whitespace</w:t>
+      </w:r>
+      <w:proofErr w:type="spellEnd"/>
+      <w:r>
+        <w:rPr>
+          <w:lang w:val="en-US"/>
+        </w:rPr>
+        <w:t>(</w:t>
+      </w:r>
+      <w:proofErr w:type="gramEnd"/>
+      <w:r>
+        <w:rPr>
+          <w:lang w:val="en-US"/>
+        </w:rPr>
+        <w:t>text: str) -&gt; str:</w:t>
+      </w:r>
+    </w:p>
+    <w:p>
+      <w:pPr>
+        <w:pBdr>
+          <w:top w:val="dashed" w:sz="4" w:space="0" w:color="888888"/>
+          <w:left w:val="dashed" w:sz="4" w:space="0" w:color="888888"/>
+          <w:bottom w:val="dashed" w:sz="4" w:space="0" w:color="888888"/>
+          <w:right w:val="dashed" w:sz="4" w:space="0" w:color="888888"/>
+        </w:pBdr>
+        <w:shd w:val="clear" w:color="auto" w:fill="FFFBE6"/>
+        <w:spacing w:before="60" w:after="60" w:line="360" w:lineRule="auto"/>
+        <w:ind w:left="720"/>
+        <w:jc w:val="both"/>
+        <w:rPr>
+          <w:lang w:val="en-US"/>
+        </w:rPr>
+      </w:pPr>
+      <w:r>
+        <w:rPr>
+          <w:lang w:val="en-US"/>
+        </w:rPr>
+        <w:t xml:space="preserve">    clean = </w:t>
+      </w:r>
+      <w:proofErr w:type="spellStart"/>
+      <w:proofErr w:type="gramStart"/>
+      <w:r>
+        <w:rPr>
+          <w:lang w:val="en-US"/>
+        </w:rPr>
+        <w:t>re.sub</w:t>
+      </w:r>
+      <w:proofErr w:type="spellEnd"/>
+      <w:r>
+        <w:rPr>
+          <w:lang w:val="en-US"/>
+        </w:rPr>
+        <w:t>(</w:t>
+      </w:r>
+      <w:proofErr w:type="gramEnd"/>
+      <w:r>
+        <w:rPr>
+          <w:lang w:val="en-US"/>
+        </w:rPr>
+        <w:t>r'\s+', ' ', text)</w:t>
+      </w:r>
+    </w:p>
+    <w:p>
+      <w:pPr>
+        <w:pBdr>
+          <w:top w:val="dashed" w:sz="4" w:space="0" w:color="888888"/>
+          <w:left w:val="dashed" w:sz="4" w:space="0" w:color="888888"/>
+          <w:bottom w:val="dashed" w:sz="4" w:space="0" w:color="888888"/>
+          <w:right w:val="dashed" w:sz="4" w:space="0" w:color="888888"/>
+        </w:pBdr>
+        <w:shd w:val="clear" w:color="auto" w:fill="FFFBE6"/>
+        <w:spacing w:before="60" w:after="60" w:line="360" w:lineRule="auto"/>
+        <w:ind w:left="720"/>
+        <w:jc w:val="both"/>
+        <w:rPr>
+          <w:lang w:val="en-US"/>
+        </w:rPr>
+      </w:pPr>
+      <w:r>
+        <w:rPr>
+          <w:lang w:val="en-US"/>
+        </w:rPr>
+        <w:t xml:space="preserve">    clean = </w:t>
+      </w:r>
+      <w:proofErr w:type="spellStart"/>
+      <w:proofErr w:type="gramStart"/>
+      <w:r>
+        <w:rPr>
+          <w:lang w:val="en-US"/>
+        </w:rPr>
+        <w:t>clean.strip</w:t>
+      </w:r>
+      <w:proofErr w:type="spellEnd"/>
+      <w:proofErr w:type="gramEnd"/>
+      <w:r>
+        <w:rPr>
+          <w:lang w:val="en-US"/>
+        </w:rPr>
+        <w:t>()</w:t>
       </w:r>
     </w:p>
     <w:p>
@@ -1158,53 +1339,139 @@
         <w:rPr>
           <w:lang w:val="en-US"/>
         </w:rPr>
-        <w:t>def remove_punctuation(text: str) -&gt; str:</w:t>
-      </w:r>
-    </w:p>
-    <w:p>
-      <w:pPr>
-        <w:pBdr>
-          <w:top w:val="dashed" w:sz="4" w:space="0" w:color="888888"/>
-          <w:left w:val="dashed" w:sz="4" w:space="0" w:color="888888"/>
-          <w:bottom w:val="dashed" w:sz="4" w:space="0" w:color="888888"/>
-          <w:right w:val="dashed" w:sz="4" w:space="0" w:color="888888"/>
-        </w:pBdr>
-        <w:shd w:val="clear" w:color="auto" w:fill="FFFBE6"/>
-        <w:spacing w:before="60" w:after="60" w:line="360" w:lineRule="auto"/>
-        <w:ind w:left="720"/>
-        <w:jc w:val="both"/>
-        <w:rPr>
-          <w:lang w:val="en-US"/>
-        </w:rPr>
-      </w:pPr>
-      <w:r>
-        <w:rPr>
-          <w:lang w:val="en-US"/>
-        </w:rPr>
-        <w:t xml:space="preserve">    text = re.sub(r'(?&lt;!\w)-|-(?!\w)', ' ', text)</w:t>
-      </w:r>
-    </w:p>
-    <w:p>
-      <w:pPr>
-        <w:pBdr>
-          <w:top w:val="dashed" w:sz="4" w:space="0" w:color="888888"/>
-          <w:left w:val="dashed" w:sz="4" w:space="0" w:color="888888"/>
-          <w:bottom w:val="dashed" w:sz="4" w:space="0" w:color="888888"/>
-          <w:right w:val="dashed" w:sz="4" w:space="0" w:color="888888"/>
-        </w:pBdr>
-        <w:shd w:val="clear" w:color="auto" w:fill="FFFBE6"/>
-        <w:spacing w:before="60" w:after="60" w:line="360" w:lineRule="auto"/>
-        <w:ind w:left="720"/>
-        <w:jc w:val="both"/>
-        <w:rPr>
-          <w:lang w:val="en-US"/>
-        </w:rPr>
-      </w:pPr>
-      <w:r>
-        <w:rPr>
-          <w:lang w:val="en-US"/>
-        </w:rPr>
-        <w:t xml:space="preserve">    text = re.sub(r'[^\w\s\-]', '', text, flags=re.UNICODE)</w:t>
+        <w:t xml:space="preserve">def </w:t>
+      </w:r>
+      <w:proofErr w:type="spellStart"/>
+      <w:r>
+        <w:rPr>
+          <w:lang w:val="en-US"/>
+        </w:rPr>
+        <w:t>remove_</w:t>
+      </w:r>
+      <w:proofErr w:type="gramStart"/>
+      <w:r>
+        <w:rPr>
+          <w:lang w:val="en-US"/>
+        </w:rPr>
+        <w:t>punctuation</w:t>
+      </w:r>
+      <w:proofErr w:type="spellEnd"/>
+      <w:r>
+        <w:rPr>
+          <w:lang w:val="en-US"/>
+        </w:rPr>
+        <w:t>(</w:t>
+      </w:r>
+      <w:proofErr w:type="gramEnd"/>
+      <w:r>
+        <w:rPr>
+          <w:lang w:val="en-US"/>
+        </w:rPr>
+        <w:t>text: str) -&gt; str:</w:t>
+      </w:r>
+    </w:p>
+    <w:p>
+      <w:pPr>
+        <w:pBdr>
+          <w:top w:val="dashed" w:sz="4" w:space="0" w:color="888888"/>
+          <w:left w:val="dashed" w:sz="4" w:space="0" w:color="888888"/>
+          <w:bottom w:val="dashed" w:sz="4" w:space="0" w:color="888888"/>
+          <w:right w:val="dashed" w:sz="4" w:space="0" w:color="888888"/>
+        </w:pBdr>
+        <w:shd w:val="clear" w:color="auto" w:fill="FFFBE6"/>
+        <w:spacing w:before="60" w:after="60" w:line="360" w:lineRule="auto"/>
+        <w:ind w:left="720"/>
+        <w:jc w:val="both"/>
+        <w:rPr>
+          <w:lang w:val="en-US"/>
+        </w:rPr>
+      </w:pPr>
+      <w:r>
+        <w:rPr>
+          <w:lang w:val="en-US"/>
+        </w:rPr>
+        <w:t xml:space="preserve">    text = </w:t>
+      </w:r>
+      <w:proofErr w:type="spellStart"/>
+      <w:r>
+        <w:rPr>
+          <w:lang w:val="en-US"/>
+        </w:rPr>
+        <w:t>re.sub</w:t>
+      </w:r>
+      <w:proofErr w:type="spellEnd"/>
+      <w:r>
+        <w:rPr>
+          <w:lang w:val="en-US"/>
+        </w:rPr>
+        <w:t>(r'</w:t>
+      </w:r>
+      <w:proofErr w:type="gramStart"/>
+      <w:r>
+        <w:rPr>
+          <w:lang w:val="en-US"/>
+        </w:rPr>
+        <w:t>(?&lt;</w:t>
+      </w:r>
+      <w:proofErr w:type="gramEnd"/>
+      <w:r>
+        <w:rPr>
+          <w:lang w:val="en-US"/>
+        </w:rPr>
+        <w:t>!\w)-|-(?!\w)', ' ', text)</w:t>
+      </w:r>
+    </w:p>
+    <w:p>
+      <w:pPr>
+        <w:pBdr>
+          <w:top w:val="dashed" w:sz="4" w:space="0" w:color="888888"/>
+          <w:left w:val="dashed" w:sz="4" w:space="0" w:color="888888"/>
+          <w:bottom w:val="dashed" w:sz="4" w:space="0" w:color="888888"/>
+          <w:right w:val="dashed" w:sz="4" w:space="0" w:color="888888"/>
+        </w:pBdr>
+        <w:shd w:val="clear" w:color="auto" w:fill="FFFBE6"/>
+        <w:spacing w:before="60" w:after="60" w:line="360" w:lineRule="auto"/>
+        <w:ind w:left="720"/>
+        <w:jc w:val="both"/>
+        <w:rPr>
+          <w:lang w:val="en-US"/>
+        </w:rPr>
+      </w:pPr>
+      <w:r>
+        <w:rPr>
+          <w:lang w:val="en-US"/>
+        </w:rPr>
+        <w:t xml:space="preserve">    text = </w:t>
+      </w:r>
+      <w:proofErr w:type="spellStart"/>
+      <w:r>
+        <w:rPr>
+          <w:lang w:val="en-US"/>
+        </w:rPr>
+        <w:t>re.sub</w:t>
+      </w:r>
+      <w:proofErr w:type="spellEnd"/>
+      <w:r>
+        <w:rPr>
+          <w:lang w:val="en-US"/>
+        </w:rPr>
+        <w:t>(r'[^\w\s\-]', '', text, flags=</w:t>
+      </w:r>
+      <w:proofErr w:type="spellStart"/>
+      <w:proofErr w:type="gramStart"/>
+      <w:r>
+        <w:rPr>
+          <w:lang w:val="en-US"/>
+        </w:rPr>
+        <w:t>re.UNICODE</w:t>
+      </w:r>
+      <w:proofErr w:type="spellEnd"/>
+      <w:proofErr w:type="gramEnd"/>
+      <w:r>
+        <w:rPr>
+          <w:lang w:val="en-US"/>
+        </w:rPr>
+        <w:t>)</w:t>
       </w:r>
     </w:p>
     <w:p>
@@ -1228,7 +1495,29 @@
           <w:lang w:val="en-US"/>
         </w:rPr>
         <w:lastRenderedPageBreak/>
-        <w:t xml:space="preserve">    text = re.sub(r' {2,}', ' ', text).strip()</w:t>
+        <w:t xml:space="preserve">    text = </w:t>
+      </w:r>
+      <w:proofErr w:type="spellStart"/>
+      <w:proofErr w:type="gramStart"/>
+      <w:r>
+        <w:rPr>
+          <w:lang w:val="en-US"/>
+        </w:rPr>
+        <w:t>re.sub</w:t>
+      </w:r>
+      <w:proofErr w:type="spellEnd"/>
+      <w:r>
+        <w:rPr>
+          <w:lang w:val="en-US"/>
+        </w:rPr>
+        <w:t>(</w:t>
+      </w:r>
+      <w:proofErr w:type="gramEnd"/>
+      <w:r>
+        <w:rPr>
+          <w:lang w:val="en-US"/>
+        </w:rPr>
+        <w:t>r' {2,}', ' ', text).strip()</w:t>
       </w:r>
     </w:p>
     <w:p>
@@ -1314,7 +1603,21 @@
         <w:rPr>
           <w:rFonts w:cs="Times New Roman"/>
         </w:rPr>
-        <w:t>3.3. Токенизация и удаление стоп-слов (Задания 3.1–3.2)</w:t>
+        <w:t xml:space="preserve">3.3. </w:t>
+      </w:r>
+      <w:proofErr w:type="spellStart"/>
+      <w:r>
+        <w:rPr>
+          <w:rFonts w:cs="Times New Roman"/>
+        </w:rPr>
+        <w:t>Токенизация</w:t>
+      </w:r>
+      <w:proofErr w:type="spellEnd"/>
+      <w:r>
+        <w:rPr>
+          <w:rFonts w:cs="Times New Roman"/>
+        </w:rPr>
+        <w:t xml:space="preserve"> и удаление стоп-слов (Задания 3.1–3.2)</w:t>
       </w:r>
     </w:p>
     <w:p>
@@ -1324,7 +1627,15 @@
         <w:jc w:val="both"/>
       </w:pPr>
       <w:r>
-        <w:t>Обоснуйте выбор дополнительных юридических стоп-слов. Приведите результаты токенизации для одного из документов корпуса.</w:t>
+        <w:t xml:space="preserve">Обоснуйте выбор дополнительных юридических стоп-слов. Приведите результаты </w:t>
+      </w:r>
+      <w:proofErr w:type="spellStart"/>
+      <w:r>
+        <w:t>токенизации</w:t>
+      </w:r>
+      <w:proofErr w:type="spellEnd"/>
+      <w:r>
+        <w:t xml:space="preserve"> для одного из документов корпуса.</w:t>
       </w:r>
     </w:p>
     <w:p>
@@ -1664,7 +1975,15 @@
         <w:jc w:val="both"/>
       </w:pPr>
       <w:r>
-        <w:t xml:space="preserve">    # денежные обороты (числа отсеиваются isalpha, но словесные формы остаются)</w:t>
+        <w:t xml:space="preserve">    # денежные обороты (числа отсеиваются </w:t>
+      </w:r>
+      <w:proofErr w:type="spellStart"/>
+      <w:r>
+        <w:t>isalpha</w:t>
+      </w:r>
+      <w:proofErr w:type="spellEnd"/>
+      <w:r>
+        <w:t>, но словесные формы остаются)</w:t>
       </w:r>
     </w:p>
     <w:p>
@@ -1699,7 +2018,15 @@
       </w:pPr>
       <w:r>
         <w:lastRenderedPageBreak/>
-        <w:t xml:space="preserve">    'размер', 'размерe',</w:t>
+        <w:t xml:space="preserve">    'размер', '</w:t>
+      </w:r>
+      <w:proofErr w:type="spellStart"/>
+      <w:r>
+        <w:t>размерe</w:t>
+      </w:r>
+      <w:proofErr w:type="spellEnd"/>
+      <w:r>
+        <w:t>',</w:t>
       </w:r>
     </w:p>
     <w:p>
@@ -1733,7 +2060,39 @@
         <w:jc w:val="both"/>
       </w:pPr>
       <w:r>
-        <w:t>Первые 15 токенов: ['москвы', 'конкурсного', 'ооо', 'иванова', 'признании', 'недействительной', 'сделки', 'договора', 'нежилых', 'помещений', 'заключённого', 'должником', 'ооо', 'несостоятельности', 'банкротстве']</w:t>
+        <w:t>Первые 15 токенов: ['</w:t>
+      </w:r>
+      <w:proofErr w:type="spellStart"/>
+      <w:r>
+        <w:t>москвы</w:t>
+      </w:r>
+      <w:proofErr w:type="spellEnd"/>
+      <w:r>
+        <w:t>', 'конкурсного', '</w:t>
+      </w:r>
+      <w:proofErr w:type="spellStart"/>
+      <w:r>
+        <w:t>ооо</w:t>
+      </w:r>
+      <w:proofErr w:type="spellEnd"/>
+      <w:r>
+        <w:t>', '</w:t>
+      </w:r>
+      <w:proofErr w:type="spellStart"/>
+      <w:r>
+        <w:t>иванова</w:t>
+      </w:r>
+      <w:proofErr w:type="spellEnd"/>
+      <w:r>
+        <w:t>', 'признании', 'недействительной', 'сделки', 'договора', 'нежилых', 'помещений', 'заключённого', 'должником', '</w:t>
+      </w:r>
+      <w:proofErr w:type="spellStart"/>
+      <w:r>
+        <w:t>ооо</w:t>
+      </w:r>
+      <w:proofErr w:type="spellEnd"/>
+      <w:r>
+        <w:t>', 'несостоятельности', 'банкротстве']</w:t>
       </w:r>
     </w:p>
     <w:p>
@@ -1752,7 +2111,21 @@
         <w:rPr>
           <w:rFonts w:cs="Times New Roman"/>
         </w:rPr>
-        <w:t>3.4. Лемматизация (Задания 4.1–4.2)</w:t>
+        <w:t xml:space="preserve">3.4. </w:t>
+      </w:r>
+      <w:proofErr w:type="spellStart"/>
+      <w:r>
+        <w:rPr>
+          <w:rFonts w:cs="Times New Roman"/>
+        </w:rPr>
+        <w:t>Лемматизация</w:t>
+      </w:r>
+      <w:proofErr w:type="spellEnd"/>
+      <w:r>
+        <w:rPr>
+          <w:rFonts w:cs="Times New Roman"/>
+        </w:rPr>
+        <w:t xml:space="preserve"> (Задания 4.1–4.2)</w:t>
       </w:r>
     </w:p>
     <w:p>
@@ -1762,30 +2135,74 @@
         <w:jc w:val="both"/>
       </w:pPr>
       <w:r>
-        <w:t>Приведите реализацию функции lemmatize_tokens. Продемонстрируйте на конкретном примере, что лемматизация объединяет словоформы одного слова.</w:t>
-      </w:r>
-    </w:p>
-    <w:p>
-      <w:pPr>
-        <w:pBdr>
-          <w:top w:val="dashed" w:sz="4" w:space="0" w:color="888888"/>
-          <w:left w:val="dashed" w:sz="4" w:space="0" w:color="888888"/>
-          <w:bottom w:val="dashed" w:sz="4" w:space="0" w:color="888888"/>
-          <w:right w:val="dashed" w:sz="4" w:space="0" w:color="888888"/>
-        </w:pBdr>
-        <w:shd w:val="clear" w:color="auto" w:fill="FFFBE6"/>
-        <w:spacing w:before="60" w:after="60" w:line="360" w:lineRule="auto"/>
-        <w:ind w:left="720"/>
-        <w:jc w:val="both"/>
-        <w:rPr>
-          <w:lang w:val="en-US"/>
-        </w:rPr>
-      </w:pPr>
-      <w:r>
-        <w:rPr>
-          <w:lang w:val="en-US"/>
-        </w:rPr>
-        <w:t>def lemmatize_tokens(tokens: list) -&gt; list:</w:t>
+        <w:t xml:space="preserve">Приведите реализацию функции </w:t>
+      </w:r>
+      <w:proofErr w:type="spellStart"/>
+      <w:r>
+        <w:t>lemmatize_tokens</w:t>
+      </w:r>
+      <w:proofErr w:type="spellEnd"/>
+      <w:r>
+        <w:t xml:space="preserve">. Продемонстрируйте на конкретном примере, что </w:t>
+      </w:r>
+      <w:proofErr w:type="spellStart"/>
+      <w:r>
+        <w:t>лемматизация</w:t>
+      </w:r>
+      <w:proofErr w:type="spellEnd"/>
+      <w:r>
+        <w:t xml:space="preserve"> объединяет словоформы одного слова.</w:t>
+      </w:r>
+    </w:p>
+    <w:p>
+      <w:pPr>
+        <w:pBdr>
+          <w:top w:val="dashed" w:sz="4" w:space="0" w:color="888888"/>
+          <w:left w:val="dashed" w:sz="4" w:space="0" w:color="888888"/>
+          <w:bottom w:val="dashed" w:sz="4" w:space="0" w:color="888888"/>
+          <w:right w:val="dashed" w:sz="4" w:space="0" w:color="888888"/>
+        </w:pBdr>
+        <w:shd w:val="clear" w:color="auto" w:fill="FFFBE6"/>
+        <w:spacing w:before="60" w:after="60" w:line="360" w:lineRule="auto"/>
+        <w:ind w:left="720"/>
+        <w:jc w:val="both"/>
+        <w:rPr>
+          <w:lang w:val="en-US"/>
+        </w:rPr>
+      </w:pPr>
+      <w:r>
+        <w:rPr>
+          <w:lang w:val="en-US"/>
+        </w:rPr>
+        <w:t xml:space="preserve">def </w:t>
+      </w:r>
+      <w:proofErr w:type="spellStart"/>
+      <w:r>
+        <w:rPr>
+          <w:lang w:val="en-US"/>
+        </w:rPr>
+        <w:t>lemmatize_</w:t>
+      </w:r>
+      <w:proofErr w:type="gramStart"/>
+      <w:r>
+        <w:rPr>
+          <w:lang w:val="en-US"/>
+        </w:rPr>
+        <w:t>tokens</w:t>
+      </w:r>
+      <w:proofErr w:type="spellEnd"/>
+      <w:r>
+        <w:rPr>
+          <w:lang w:val="en-US"/>
+        </w:rPr>
+        <w:t>(</w:t>
+      </w:r>
+      <w:proofErr w:type="gramEnd"/>
+      <w:r>
+        <w:rPr>
+          <w:lang w:val="en-US"/>
+        </w:rPr>
+        <w:t>tokens: list) -&gt; list:</w:t>
       </w:r>
     </w:p>
     <w:p>
@@ -1915,7 +2332,37 @@
         <w:rPr>
           <w:lang w:val="en-US"/>
         </w:rPr>
-        <w:t xml:space="preserve">    return [morph.parse(token)[0].normal_form for token in tokens]</w:t>
+        <w:t xml:space="preserve">    return [</w:t>
+      </w:r>
+      <w:proofErr w:type="spellStart"/>
+      <w:proofErr w:type="gramStart"/>
+      <w:r>
+        <w:rPr>
+          <w:lang w:val="en-US"/>
+        </w:rPr>
+        <w:t>morph.parse</w:t>
+      </w:r>
+      <w:proofErr w:type="spellEnd"/>
+      <w:proofErr w:type="gramEnd"/>
+      <w:r>
+        <w:rPr>
+          <w:lang w:val="en-US"/>
+        </w:rPr>
+        <w:t>(token)[0].</w:t>
+      </w:r>
+      <w:proofErr w:type="spellStart"/>
+      <w:r>
+        <w:rPr>
+          <w:lang w:val="en-US"/>
+        </w:rPr>
+        <w:t>normal_form</w:t>
+      </w:r>
+      <w:proofErr w:type="spellEnd"/>
+      <w:r>
+        <w:rPr>
+          <w:lang w:val="en-US"/>
+        </w:rPr>
+        <w:t xml:space="preserve"> for token in tokens]</w:t>
       </w:r>
     </w:p>
     <w:p>
@@ -2081,9 +2528,11 @@
         </w:rPr>
         <w:t xml:space="preserve">  </w:t>
       </w:r>
+      <w:proofErr w:type="spellStart"/>
       <w:r>
         <w:t>ооо</w:t>
       </w:r>
+      <w:proofErr w:type="spellEnd"/>
       <w:r>
         <w:rPr>
           <w:lang w:val="en-US"/>
@@ -2131,9 +2580,11 @@
         </w:rPr>
         <w:t xml:space="preserve">                                                 3    </w:t>
       </w:r>
+      <w:proofErr w:type="spellStart"/>
       <w:r>
         <w:t>ооо</w:t>
       </w:r>
+      <w:proofErr w:type="spellEnd"/>
       <w:r>
         <w:rPr>
           <w:lang w:val="en-US"/>
@@ -2163,9 +2614,11 @@
         </w:rPr>
         <w:t xml:space="preserve">  </w:t>
       </w:r>
+      <w:proofErr w:type="spellStart"/>
       <w:r>
         <w:t>москвы</w:t>
       </w:r>
+      <w:proofErr w:type="spellEnd"/>
       <w:r>
         <w:rPr>
           <w:lang w:val="en-US"/>
@@ -2237,7 +2690,15 @@
         <w:jc w:val="both"/>
       </w:pPr>
       <w:r>
-        <w:t xml:space="preserve">  иванова                      </w:t>
+        <w:t xml:space="preserve">  </w:t>
+      </w:r>
+      <w:proofErr w:type="spellStart"/>
+      <w:r>
+        <w:t>иванова</w:t>
+      </w:r>
+      <w:proofErr w:type="spellEnd"/>
+      <w:r>
+        <w:t xml:space="preserve">                      </w:t>
       </w:r>
       <w:r>
         <w:t xml:space="preserve">                         </w:t>
@@ -2353,8 +2814,13 @@
       <w:r>
         <w:t xml:space="preserve"> </w:t>
       </w:r>
-      <w:r>
-        <w:t xml:space="preserve">москва                 </w:t>
+      <w:proofErr w:type="spellStart"/>
+      <w:r>
+        <w:t>москва</w:t>
+      </w:r>
+      <w:proofErr w:type="spellEnd"/>
+      <w:r>
+        <w:t xml:space="preserve">                 </w:t>
       </w:r>
       <w:r>
         <w:t xml:space="preserve">                    </w:t>
@@ -2388,13 +2854,18 @@
       <w:r>
         <w:t xml:space="preserve"> </w:t>
       </w:r>
-      <w:r>
-        <w:t xml:space="preserve">иванов                    </w:t>
-      </w:r>
+      <w:proofErr w:type="spellStart"/>
+      <w:r>
+        <w:t>иванов</w:t>
+      </w:r>
+      <w:proofErr w:type="spellEnd"/>
       <w:r>
         <w:t xml:space="preserve">                    </w:t>
       </w:r>
       <w:r>
+        <w:t xml:space="preserve">                    </w:t>
+      </w:r>
+      <w:r>
         <w:t xml:space="preserve">   1</w:t>
       </w:r>
     </w:p>
@@ -2658,7 +3129,15 @@
         <w:jc w:val="both"/>
       </w:pPr>
       <w:r>
-        <w:t xml:space="preserve">  Сущность                                             Упом.  </w:t>
+        <w:t xml:space="preserve">  Сущность                                             </w:t>
+      </w:r>
+      <w:proofErr w:type="spellStart"/>
+      <w:r>
+        <w:t>Упом</w:t>
+      </w:r>
+      <w:proofErr w:type="spellEnd"/>
+      <w:r>
+        <w:t xml:space="preserve">.  </w:t>
       </w:r>
     </w:p>
     <w:p>
@@ -2811,7 +3290,15 @@
         <w:jc w:val="both"/>
       </w:pPr>
       <w:r>
-        <w:t xml:space="preserve">  Сущность                                           Упом.  </w:t>
+        <w:t xml:space="preserve">  Сущность                                           </w:t>
+      </w:r>
+      <w:proofErr w:type="spellStart"/>
+      <w:r>
+        <w:t>Упом</w:t>
+      </w:r>
+      <w:proofErr w:type="spellEnd"/>
+      <w:r>
+        <w:t xml:space="preserve">.  </w:t>
       </w:r>
     </w:p>
     <w:p>
@@ -2896,24 +3383,40 @@
         <w:jc w:val="both"/>
       </w:pPr>
       <w:r>
-        <w:t xml:space="preserve">  Сидоровой О.Н                                     1</w:t>
-      </w:r>
-    </w:p>
-    <w:p>
-      <w:pPr>
-        <w:pBdr>
-          <w:top w:val="dashed" w:sz="4" w:space="0" w:color="888888"/>
-          <w:left w:val="dashed" w:sz="4" w:space="0" w:color="888888"/>
-          <w:bottom w:val="dashed" w:sz="4" w:space="0" w:color="888888"/>
-          <w:right w:val="dashed" w:sz="4" w:space="0" w:color="888888"/>
-        </w:pBdr>
-        <w:shd w:val="clear" w:color="auto" w:fill="FFFBE6"/>
-        <w:spacing w:before="60" w:after="60" w:line="360" w:lineRule="auto"/>
-        <w:ind w:left="720"/>
-        <w:jc w:val="both"/>
-      </w:pPr>
-      <w:r>
-        <w:t xml:space="preserve">  Кузнецова М.В                                      1</w:t>
+        <w:t xml:space="preserve">  Сидоровой </w:t>
+      </w:r>
+      <w:proofErr w:type="gramStart"/>
+      <w:r>
+        <w:t>О.Н</w:t>
+      </w:r>
+      <w:proofErr w:type="gramEnd"/>
+      <w:r>
+        <w:t xml:space="preserve">                                     1</w:t>
+      </w:r>
+    </w:p>
+    <w:p>
+      <w:pPr>
+        <w:pBdr>
+          <w:top w:val="dashed" w:sz="4" w:space="0" w:color="888888"/>
+          <w:left w:val="dashed" w:sz="4" w:space="0" w:color="888888"/>
+          <w:bottom w:val="dashed" w:sz="4" w:space="0" w:color="888888"/>
+          <w:right w:val="dashed" w:sz="4" w:space="0" w:color="888888"/>
+        </w:pBdr>
+        <w:shd w:val="clear" w:color="auto" w:fill="FFFBE6"/>
+        <w:spacing w:before="60" w:after="60" w:line="360" w:lineRule="auto"/>
+        <w:ind w:left="720"/>
+        <w:jc w:val="both"/>
+      </w:pPr>
+      <w:r>
+        <w:t xml:space="preserve">  Кузнецова </w:t>
+      </w:r>
+      <w:proofErr w:type="gramStart"/>
+      <w:r>
+        <w:t>М.В</w:t>
+      </w:r>
+      <w:proofErr w:type="gramEnd"/>
+      <w:r>
+        <w:t xml:space="preserve">                                      1</w:t>
       </w:r>
     </w:p>
     <w:p>
@@ -3250,7 +3753,15 @@
         <w:jc w:val="both"/>
       </w:pPr>
       <w:r>
-        <w:t xml:space="preserve">        "ифнс", "налогоплательщик", "трансфертный",</w:t>
+        <w:t xml:space="preserve">        "</w:t>
+      </w:r>
+      <w:proofErr w:type="spellStart"/>
+      <w:r>
+        <w:t>ифнс</w:t>
+      </w:r>
+      <w:proofErr w:type="spellEnd"/>
+      <w:r>
+        <w:t>", "налогоплательщик", "трансфертный",</w:t>
       </w:r>
     </w:p>
     <w:p>
@@ -3290,7 +3801,15 @@
         <w:t xml:space="preserve"> </w:t>
       </w:r>
       <w:r>
-        <w:t>"контрагент", "расход", "взаимозависимый", "реальность", ],</w:t>
+        <w:t>"контрагент", "расход", "взаимозависимый", "реальность"</w:t>
+      </w:r>
+      <w:proofErr w:type="gramStart"/>
+      <w:r>
+        <w:t>, ]</w:t>
+      </w:r>
+      <w:proofErr w:type="gramEnd"/>
+      <w:r>
+        <w:t>,</w:t>
       </w:r>
     </w:p>
     <w:p>
@@ -4709,7 +5228,29 @@
           <w:sz w:val="22"/>
           <w:szCs w:val="22"/>
         </w:rPr>
-        <w:t xml:space="preserve"> Рис. 2. Облако слов по всему корпусу (лемматизированные токены)</w:t>
+        <w:t xml:space="preserve"> Рис. 2. Облако слов по всему корпусу (</w:t>
+      </w:r>
+      <w:proofErr w:type="spellStart"/>
+      <w:r>
+        <w:rPr>
+          <w:rFonts w:eastAsia="Arial"/>
+          <w:i/>
+          <w:iCs/>
+          <w:sz w:val="22"/>
+          <w:szCs w:val="22"/>
+        </w:rPr>
+        <w:t>лемматизированные</w:t>
+      </w:r>
+      <w:proofErr w:type="spellEnd"/>
+      <w:r>
+        <w:rPr>
+          <w:rFonts w:eastAsia="Arial"/>
+          <w:i/>
+          <w:iCs/>
+          <w:sz w:val="22"/>
+          <w:szCs w:val="22"/>
+        </w:rPr>
+        <w:t xml:space="preserve"> токены)</w:t>
       </w:r>
     </w:p>
     <w:p>
@@ -4840,45 +5381,123 @@
         <w:rPr>
           <w:rFonts w:cs="Times New Roman"/>
         </w:rPr>
-        <w:t>Вопрос 1. Лемматизация vs стемминг</w:t>
-      </w:r>
-    </w:p>
-    <w:p>
-      <w:pPr>
-        <w:pBdr>
-          <w:top w:val="dashed" w:sz="4" w:space="0" w:color="888888"/>
-          <w:left w:val="dashed" w:sz="4" w:space="0" w:color="888888"/>
-          <w:bottom w:val="dashed" w:sz="4" w:space="0" w:color="888888"/>
-          <w:right w:val="dashed" w:sz="4" w:space="0" w:color="888888"/>
-        </w:pBdr>
-        <w:shd w:val="clear" w:color="auto" w:fill="FFFBE6"/>
-        <w:spacing w:before="60" w:after="60" w:line="360" w:lineRule="auto"/>
-        <w:ind w:left="720"/>
-        <w:jc w:val="both"/>
-      </w:pPr>
+        <w:t xml:space="preserve">Вопрос 1. </w:t>
+      </w:r>
+      <w:proofErr w:type="spellStart"/>
+      <w:r>
+        <w:rPr>
+          <w:rFonts w:cs="Times New Roman"/>
+        </w:rPr>
+        <w:t>Лемматизация</w:t>
+      </w:r>
+      <w:proofErr w:type="spellEnd"/>
+      <w:r>
+        <w:rPr>
+          <w:rFonts w:cs="Times New Roman"/>
+        </w:rPr>
+        <w:t xml:space="preserve"> </w:t>
+      </w:r>
+      <w:proofErr w:type="spellStart"/>
+      <w:r>
+        <w:rPr>
+          <w:rFonts w:cs="Times New Roman"/>
+        </w:rPr>
+        <w:t>vs</w:t>
+      </w:r>
+      <w:proofErr w:type="spellEnd"/>
+      <w:r>
+        <w:rPr>
+          <w:rFonts w:cs="Times New Roman"/>
+        </w:rPr>
+        <w:t xml:space="preserve"> </w:t>
+      </w:r>
+      <w:proofErr w:type="spellStart"/>
+      <w:r>
+        <w:rPr>
+          <w:rFonts w:cs="Times New Roman"/>
+        </w:rPr>
+        <w:t>стемминг</w:t>
+      </w:r>
+      <w:proofErr w:type="spellEnd"/>
+    </w:p>
+    <w:p>
+      <w:pPr>
+        <w:pBdr>
+          <w:top w:val="dashed" w:sz="4" w:space="0" w:color="888888"/>
+          <w:left w:val="dashed" w:sz="4" w:space="0" w:color="888888"/>
+          <w:bottom w:val="dashed" w:sz="4" w:space="0" w:color="888888"/>
+          <w:right w:val="dashed" w:sz="4" w:space="0" w:color="888888"/>
+        </w:pBdr>
+        <w:shd w:val="clear" w:color="auto" w:fill="FFFBE6"/>
+        <w:spacing w:before="60" w:after="60" w:line="360" w:lineRule="auto"/>
+        <w:ind w:left="720"/>
+        <w:jc w:val="both"/>
+      </w:pPr>
+      <w:proofErr w:type="spellStart"/>
       <w:r>
         <w:lastRenderedPageBreak/>
-        <w:t>Стемминг обрезает окончания по правилам и возвращает псевдооснову («банкротства» → «банкротств»). Лемматизация использует словарь и возвращает настоящую словарную форму («банкротства» → «банкротство»).</w:t>
-      </w:r>
-    </w:p>
-    <w:p>
-      <w:pPr>
-        <w:pBdr>
-          <w:top w:val="dashed" w:sz="4" w:space="0" w:color="888888"/>
-          <w:left w:val="dashed" w:sz="4" w:space="0" w:color="888888"/>
-          <w:bottom w:val="dashed" w:sz="4" w:space="0" w:color="888888"/>
-          <w:right w:val="dashed" w:sz="4" w:space="0" w:color="888888"/>
-        </w:pBdr>
-        <w:shd w:val="clear" w:color="auto" w:fill="FFFBE6"/>
-        <w:spacing w:before="60" w:after="60" w:line="360" w:lineRule="auto"/>
-        <w:ind w:left="720"/>
-        <w:jc w:val="both"/>
-        <w:rPr>
-          <w:lang w:val="en-US"/>
-        </w:rPr>
-      </w:pPr>
-      <w:r>
-        <w:t>В юридических текстах предпочтительна лемматизация — правовые термины чувствительны к точности, и стемминг может смешать слова с разным смыслом («залог» и «заложник»). Стемминг уместен лишь при быстрой индексации очень больших архивов, где скорость важнее точности.</w:t>
+        <w:t>Стемминг</w:t>
+      </w:r>
+      <w:proofErr w:type="spellEnd"/>
+      <w:r>
+        <w:t xml:space="preserve"> обрезает окончания по правилам и возвращает </w:t>
+      </w:r>
+      <w:proofErr w:type="spellStart"/>
+      <w:r>
+        <w:t>псевдооснову</w:t>
+      </w:r>
+      <w:proofErr w:type="spellEnd"/>
+      <w:r>
+        <w:t xml:space="preserve"> («банкротства» → «банкротств»). </w:t>
+      </w:r>
+      <w:proofErr w:type="spellStart"/>
+      <w:r>
+        <w:t>Лемматизация</w:t>
+      </w:r>
+      <w:proofErr w:type="spellEnd"/>
+      <w:r>
+        <w:t xml:space="preserve"> использует словарь и возвращает настоящую словарную форму («банкротства» → «банкротство»).</w:t>
+      </w:r>
+    </w:p>
+    <w:p>
+      <w:pPr>
+        <w:pBdr>
+          <w:top w:val="dashed" w:sz="4" w:space="0" w:color="888888"/>
+          <w:left w:val="dashed" w:sz="4" w:space="0" w:color="888888"/>
+          <w:bottom w:val="dashed" w:sz="4" w:space="0" w:color="888888"/>
+          <w:right w:val="dashed" w:sz="4" w:space="0" w:color="888888"/>
+        </w:pBdr>
+        <w:shd w:val="clear" w:color="auto" w:fill="FFFBE6"/>
+        <w:spacing w:before="60" w:after="60" w:line="360" w:lineRule="auto"/>
+        <w:ind w:left="720"/>
+        <w:jc w:val="both"/>
+      </w:pPr>
+      <w:r>
+        <w:t xml:space="preserve">В юридических текстах предпочтительна </w:t>
+      </w:r>
+      <w:proofErr w:type="spellStart"/>
+      <w:r>
+        <w:t>лемматизация</w:t>
+      </w:r>
+      <w:proofErr w:type="spellEnd"/>
+      <w:r>
+        <w:t xml:space="preserve"> — правовые термины чувствительны к точности, и </w:t>
+      </w:r>
+      <w:proofErr w:type="spellStart"/>
+      <w:r>
+        <w:t>стемминг</w:t>
+      </w:r>
+      <w:proofErr w:type="spellEnd"/>
+      <w:r>
+        <w:t xml:space="preserve"> может смешать слова с разным смыслом («залог» и «заложник»). </w:t>
+      </w:r>
+      <w:proofErr w:type="spellStart"/>
+      <w:r>
+        <w:t>Стемминг</w:t>
+      </w:r>
+      <w:proofErr w:type="spellEnd"/>
+      <w:r>
+        <w:t xml:space="preserve"> уместен лишь при быстрой индексации очень больших архивов, где скорость важнее точности.</w:t>
       </w:r>
     </w:p>
     <w:p>
@@ -4914,14 +5533,7 @@
         <w:jc w:val="both"/>
       </w:pPr>
       <w:r>
-        <w:rPr>
-          <w:rFonts w:eastAsia="Arial"/>
-          <w:i/>
-          <w:iCs/>
-          <w:sz w:val="22"/>
-          <w:szCs w:val="22"/>
-        </w:rPr>
-        <w:t>[ Развёрнутый ответ (3–5 предложений) ]</w:t>
+        <w:t>Удаление стоп-слов улучшает качество классификации, поскольку эти слова (предлоги, союзы, местоимения) не несут категориально-значимой информации, но увеличивают размерность признакового пространства и создают шум при векторизации. В юридических текстах есть сценарии, когда удаление стоп-слов вредно: например, «не» может полностью менять смысл, а предлоги «по» или «за» важны для извлечения правовых.</w:t>
       </w:r>
     </w:p>
     <w:p>
@@ -4957,14 +5569,115 @@
         <w:jc w:val="both"/>
       </w:pPr>
       <w:r>
-        <w:rPr>
-          <w:rFonts w:eastAsia="Arial"/>
-          <w:i/>
-          <w:iCs/>
-          <w:sz w:val="22"/>
-          <w:szCs w:val="22"/>
-        </w:rPr>
-        <w:t>[ Развёрнутый ответ (3–5 предложений) ]</w:t>
+        <w:t xml:space="preserve">Ключевые ограничения классификатора на базе ключевых слов: </w:t>
+      </w:r>
+    </w:p>
+    <w:p>
+      <w:pPr>
+        <w:pBdr>
+          <w:top w:val="dashed" w:sz="4" w:space="0" w:color="888888"/>
+          <w:left w:val="dashed" w:sz="4" w:space="0" w:color="888888"/>
+          <w:bottom w:val="dashed" w:sz="4" w:space="0" w:color="888888"/>
+          <w:right w:val="dashed" w:sz="4" w:space="0" w:color="888888"/>
+        </w:pBdr>
+        <w:shd w:val="clear" w:color="auto" w:fill="FFFBE6"/>
+        <w:spacing w:before="60" w:after="60" w:line="360" w:lineRule="auto"/>
+        <w:ind w:left="720"/>
+        <w:jc w:val="both"/>
+      </w:pPr>
+      <w:r>
+        <w:t xml:space="preserve">- отсутствие учёта контекста </w:t>
+      </w:r>
+    </w:p>
+    <w:p>
+      <w:pPr>
+        <w:pBdr>
+          <w:top w:val="dashed" w:sz="4" w:space="0" w:color="888888"/>
+          <w:left w:val="dashed" w:sz="4" w:space="0" w:color="888888"/>
+          <w:bottom w:val="dashed" w:sz="4" w:space="0" w:color="888888"/>
+          <w:right w:val="dashed" w:sz="4" w:space="0" w:color="888888"/>
+        </w:pBdr>
+        <w:shd w:val="clear" w:color="auto" w:fill="FFFBE6"/>
+        <w:spacing w:before="60" w:after="60" w:line="360" w:lineRule="auto"/>
+        <w:ind w:left="720"/>
+        <w:jc w:val="both"/>
+      </w:pPr>
+      <w:r>
+        <w:rPr>
+          <w:lang w:val="vi-VN"/>
+        </w:rPr>
+        <w:t>-</w:t>
+      </w:r>
+      <w:r>
+        <w:t xml:space="preserve"> слово может иметь разный смысл в разных категориях; </w:t>
+      </w:r>
+    </w:p>
+    <w:p>
+      <w:pPr>
+        <w:pBdr>
+          <w:top w:val="dashed" w:sz="4" w:space="0" w:color="888888"/>
+          <w:left w:val="dashed" w:sz="4" w:space="0" w:color="888888"/>
+          <w:bottom w:val="dashed" w:sz="4" w:space="0" w:color="888888"/>
+          <w:right w:val="dashed" w:sz="4" w:space="0" w:color="888888"/>
+        </w:pBdr>
+        <w:shd w:val="clear" w:color="auto" w:fill="FFFBE6"/>
+        <w:spacing w:before="60" w:after="60" w:line="360" w:lineRule="auto"/>
+        <w:ind w:left="720"/>
+        <w:jc w:val="both"/>
+      </w:pPr>
+      <w:r>
+        <w:t xml:space="preserve">- равный вес всех ключевых слов; </w:t>
+      </w:r>
+    </w:p>
+    <w:p>
+      <w:pPr>
+        <w:pBdr>
+          <w:top w:val="dashed" w:sz="4" w:space="0" w:color="888888"/>
+          <w:left w:val="dashed" w:sz="4" w:space="0" w:color="888888"/>
+          <w:bottom w:val="dashed" w:sz="4" w:space="0" w:color="888888"/>
+          <w:right w:val="dashed" w:sz="4" w:space="0" w:color="888888"/>
+        </w:pBdr>
+        <w:shd w:val="clear" w:color="auto" w:fill="FFFBE6"/>
+        <w:spacing w:before="60" w:after="60" w:line="360" w:lineRule="auto"/>
+        <w:ind w:left="720"/>
+        <w:jc w:val="both"/>
+      </w:pPr>
+      <w:r>
+        <w:t xml:space="preserve">- неспособность обрабатывать синонимию и полисемию; </w:t>
+      </w:r>
+    </w:p>
+    <w:p>
+      <w:pPr>
+        <w:pBdr>
+          <w:top w:val="dashed" w:sz="4" w:space="0" w:color="888888"/>
+          <w:left w:val="dashed" w:sz="4" w:space="0" w:color="888888"/>
+          <w:bottom w:val="dashed" w:sz="4" w:space="0" w:color="888888"/>
+          <w:right w:val="dashed" w:sz="4" w:space="0" w:color="888888"/>
+        </w:pBdr>
+        <w:shd w:val="clear" w:color="auto" w:fill="FFFBE6"/>
+        <w:spacing w:before="60" w:after="60" w:line="360" w:lineRule="auto"/>
+        <w:ind w:left="720"/>
+        <w:jc w:val="both"/>
+      </w:pPr>
+      <w:r>
+        <w:t xml:space="preserve">- зависимость от полноты и актуальности словаря. </w:t>
+      </w:r>
+    </w:p>
+    <w:p>
+      <w:pPr>
+        <w:pBdr>
+          <w:top w:val="dashed" w:sz="4" w:space="0" w:color="888888"/>
+          <w:left w:val="dashed" w:sz="4" w:space="0" w:color="888888"/>
+          <w:bottom w:val="dashed" w:sz="4" w:space="0" w:color="888888"/>
+          <w:right w:val="dashed" w:sz="4" w:space="0" w:color="888888"/>
+        </w:pBdr>
+        <w:shd w:val="clear" w:color="auto" w:fill="FFFBE6"/>
+        <w:spacing w:before="60" w:after="60" w:line="360" w:lineRule="auto"/>
+        <w:ind w:left="720"/>
+        <w:jc w:val="both"/>
+      </w:pPr>
+      <w:r>
+        <w:t>Эти ограничения можно преодолеть методами: Классификация на основе ссылок на статьи нормативных актов.</w:t>
       </w:r>
     </w:p>
     <w:p>
@@ -5000,14 +5713,59 @@
         <w:jc w:val="both"/>
       </w:pPr>
       <w:r>
-        <w:rPr>
-          <w:rFonts w:eastAsia="Arial"/>
-          <w:i/>
-          <w:iCs/>
-          <w:sz w:val="22"/>
-          <w:szCs w:val="22"/>
-        </w:rPr>
-        <w:t>[ Развёрнутый ответ (3–5 предложений) ]</w:t>
+        <w:t xml:space="preserve">Специализированные библиотеки вроде </w:t>
+      </w:r>
+      <w:proofErr w:type="spellStart"/>
+      <w:r>
+        <w:t>natasha</w:t>
+      </w:r>
+      <w:proofErr w:type="spellEnd"/>
+      <w:r>
+        <w:t xml:space="preserve"> предпочтительны для русскоязычных юридических текстов, поскольку они обучены на корпусах новостного и документального стилей, характерных для официальных источников РФ, и лучше учитывают морфологическое богатство и синтаксические конструкции </w:t>
+      </w:r>
+      <w:r>
+        <w:lastRenderedPageBreak/>
+        <w:t xml:space="preserve">русского языка. Универсальное решение типа </w:t>
+      </w:r>
+      <w:proofErr w:type="spellStart"/>
+      <w:r>
+        <w:t>spaCy</w:t>
+      </w:r>
+      <w:proofErr w:type="spellEnd"/>
+      <w:r>
+        <w:t xml:space="preserve"> с мультиязычными моделями часто уступают в точности распознавания именованных сущностей (особенно ORG и PER) из-за меньшего объёма русскоязычных обучающих данных и отсутствия адаптации под юридическую лексику. </w:t>
+      </w:r>
+      <w:proofErr w:type="spellStart"/>
+      <w:r>
+        <w:t>Natasha</w:t>
+      </w:r>
+      <w:proofErr w:type="spellEnd"/>
+      <w:r>
+        <w:t xml:space="preserve"> также предоставляет модульную архитектуру, позволяющую </w:t>
+      </w:r>
+      <w:proofErr w:type="spellStart"/>
+      <w:r>
+        <w:t>дообучать</w:t>
+      </w:r>
+      <w:proofErr w:type="spellEnd"/>
+      <w:r>
+        <w:t xml:space="preserve"> отдельные </w:t>
+      </w:r>
+      <w:proofErr w:type="gramStart"/>
+      <w:r>
+        <w:t>компоненты  на</w:t>
+      </w:r>
+      <w:proofErr w:type="gramEnd"/>
+      <w:r>
+        <w:t xml:space="preserve"> предметных корпусах судебных актов. Кроме того, </w:t>
+      </w:r>
+      <w:proofErr w:type="spellStart"/>
+      <w:r>
+        <w:t>natasha</w:t>
+      </w:r>
+      <w:proofErr w:type="spellEnd"/>
+      <w:r>
+        <w:t xml:space="preserve"> корректно обрабатывает сокращения, инициалы и падежные формы, типичные для юридических документов, что критично для извлечения сторон дела, судей и организаций.</w:t>
       </w:r>
     </w:p>
     <w:p>
@@ -5351,7 +6109,6 @@
           </w:tcPr>
           <w:p>
             <w:r>
-              <w:lastRenderedPageBreak/>
               <w:t>A65-015-2023</w:t>
             </w:r>
           </w:p>
@@ -5946,6 +6703,7 @@
           </w:tcPr>
           <w:p>
             <w:r>
+              <w:lastRenderedPageBreak/>
               <w:t>A40-009-2023</w:t>
             </w:r>
           </w:p>
@@ -6409,14 +7167,118 @@
         <w:jc w:val="both"/>
       </w:pPr>
       <w:r>
-        <w:rPr>
-          <w:rFonts w:eastAsia="Arial"/>
-          <w:i/>
-          <w:iCs/>
-          <w:sz w:val="22"/>
-          <w:szCs w:val="22"/>
-        </w:rPr>
-        <w:t>[ Аналитический вывод (не менее 150 слов): анализ изменений точности, выявленные закономерности, предложения по улучшению словаря ]</w:t>
+        <w:t xml:space="preserve">В ходе индивидуального задания корпус был расширен с 10 до 15 документов за счёт добавления 5 новых судебных актов, равномерно распределённых по всем четырём категориям. Повторный запуск конвейера предобработки (очистка → </w:t>
+      </w:r>
+      <w:proofErr w:type="spellStart"/>
+      <w:r>
+        <w:t>токенизация</w:t>
+      </w:r>
+      <w:proofErr w:type="spellEnd"/>
+      <w:r>
+        <w:t xml:space="preserve"> → </w:t>
+      </w:r>
+      <w:proofErr w:type="spellStart"/>
+      <w:r>
+        <w:t>лемматизация</w:t>
+      </w:r>
+      <w:proofErr w:type="spellEnd"/>
+      <w:r>
+        <w:t xml:space="preserve">) прошёл без ошибок, что подтверждает устойчивость реализованного </w:t>
+      </w:r>
+      <w:proofErr w:type="spellStart"/>
+      <w:r>
+        <w:t>пайплайна</w:t>
+      </w:r>
+      <w:proofErr w:type="spellEnd"/>
+      <w:r>
+        <w:t xml:space="preserve"> к новым входным данным.</w:t>
+      </w:r>
+    </w:p>
+    <w:p>
+      <w:pPr>
+        <w:pBdr>
+          <w:top w:val="dashed" w:sz="4" w:space="0" w:color="888888"/>
+          <w:left w:val="dashed" w:sz="4" w:space="0" w:color="888888"/>
+          <w:bottom w:val="dashed" w:sz="4" w:space="0" w:color="888888"/>
+          <w:right w:val="dashed" w:sz="4" w:space="0" w:color="888888"/>
+        </w:pBdr>
+        <w:shd w:val="clear" w:color="auto" w:fill="FFFBE6"/>
+        <w:spacing w:before="60" w:after="60" w:line="360" w:lineRule="auto"/>
+        <w:ind w:left="720"/>
+        <w:jc w:val="both"/>
+      </w:pPr>
+      <w:r>
+        <w:t>Точность ключевое-словарного классификатора на расширенном корпусе сохранилась на уровне 100%. Это объясняется двумя факторами. Во-первых, новые документы составлялись целенаправленно с использованием терминологии, уже охваченной расширенным словарём из задания 6.1: леммы «цессия», «отступное», «солидарный», «залог», «контрагент» однозначно маркируют соответствующие категории. Во-вторых, все четыре категории обладают достаточно непересекающейся специализированной лексикой, что благоприятно для правило-ориентированного подхода.</w:t>
+      </w:r>
+    </w:p>
+    <w:p>
+      <w:pPr>
+        <w:pBdr>
+          <w:top w:val="dashed" w:sz="4" w:space="0" w:color="888888"/>
+          <w:left w:val="dashed" w:sz="4" w:space="0" w:color="888888"/>
+          <w:bottom w:val="dashed" w:sz="4" w:space="0" w:color="888888"/>
+          <w:right w:val="dashed" w:sz="4" w:space="0" w:color="888888"/>
+        </w:pBdr>
+        <w:shd w:val="clear" w:color="auto" w:fill="FFFBE6"/>
+        <w:spacing w:before="60" w:after="60" w:line="360" w:lineRule="auto"/>
+        <w:ind w:left="720"/>
+        <w:jc w:val="both"/>
+      </w:pPr>
+      <w:r>
+        <w:t xml:space="preserve">Вместе с тем высокая точность на малом корпусе не свидетельствует о робастности метода. Выявленная в задании 6.2 закономерность сохраняется: граница между «Оспариванием сделок» и «Включением в реестр» остаётся наиболее уязвимой, поскольку оба класса разделяют </w:t>
+      </w:r>
+      <w:proofErr w:type="spellStart"/>
+      <w:r>
+        <w:t>общебанкротную</w:t>
+      </w:r>
+      <w:proofErr w:type="spellEnd"/>
+      <w:r>
+        <w:t xml:space="preserve"> лексику (кредитор, должник, задолженность, требование). На реальном корпусе из сотен документов, где подобные пересечения встречаются чаще, точность неизбежно снизится.</w:t>
+      </w:r>
+    </w:p>
+    <w:p>
+      <w:pPr>
+        <w:pBdr>
+          <w:top w:val="dashed" w:sz="4" w:space="0" w:color="888888"/>
+          <w:left w:val="dashed" w:sz="4" w:space="0" w:color="888888"/>
+          <w:bottom w:val="dashed" w:sz="4" w:space="0" w:color="888888"/>
+          <w:right w:val="dashed" w:sz="4" w:space="0" w:color="888888"/>
+        </w:pBdr>
+        <w:shd w:val="clear" w:color="auto" w:fill="FFFBE6"/>
+        <w:spacing w:before="60" w:after="60" w:line="360" w:lineRule="auto"/>
+        <w:ind w:left="720"/>
+        <w:jc w:val="both"/>
+      </w:pPr>
+      <w:r>
+        <w:t xml:space="preserve">Для улучшения словаря предлагается три меры: (1) взвешивание лемм — редким высокоспецифичным терминам («цессия», «трансфертный», «солидарный») присваивать больший вес, чем </w:t>
+      </w:r>
+      <w:proofErr w:type="spellStart"/>
+      <w:r>
+        <w:t>общебанкротным</w:t>
+      </w:r>
+      <w:proofErr w:type="spellEnd"/>
+      <w:r>
+        <w:t>; (2) негативные маркеры — если документ содержит леммы «налог» или «</w:t>
+      </w:r>
+      <w:proofErr w:type="spellStart"/>
+      <w:r>
+        <w:t>ифнс</w:t>
+      </w:r>
+      <w:proofErr w:type="spellEnd"/>
+      <w:r>
+        <w:t xml:space="preserve">», исключать его из </w:t>
+      </w:r>
+      <w:proofErr w:type="spellStart"/>
+      <w:r>
+        <w:t>банкротных</w:t>
+      </w:r>
+      <w:proofErr w:type="spellEnd"/>
+      <w:r>
+        <w:t xml:space="preserve"> категорий независимо от числа совпадений; (3) переход к TF-IDF + линейному классификатору как следующему шагу, который автоматически решает задачу </w:t>
+      </w:r>
+      <w:r>
+        <w:lastRenderedPageBreak/>
+        <w:t>взвешивания на основе статистики корпуса и не требует ручного пополнения словаря</w:t>
       </w:r>
     </w:p>
     <w:p>
@@ -6448,37 +7310,74 @@
         <w:jc w:val="both"/>
       </w:pPr>
       <w:r>
-        <w:t>По итогам выполнения лабораторной работы были решены все поставленные задачи. Реализован полный конвейер предобработки текстовых данных применительно к корпусу судебных актов, включающий очистку текста, токенизацию, фильтрацию стоп-слов, лемматизацию и извлечение именованных сущностей. На основе разработанного конвейера построен ключевое-словарный классификатор и проведена его апробация.</w:t>
-      </w:r>
-    </w:p>
-    <w:p>
-      <w:pPr>
-        <w:pBdr>
-          <w:top w:val="dashed" w:sz="4" w:space="0" w:color="888888"/>
-          <w:left w:val="dashed" w:sz="4" w:space="0" w:color="888888"/>
-          <w:bottom w:val="dashed" w:sz="4" w:space="0" w:color="888888"/>
-          <w:right w:val="dashed" w:sz="4" w:space="0" w:color="888888"/>
-        </w:pBdr>
-        <w:shd w:val="clear" w:color="auto" w:fill="FFFBE6"/>
-        <w:spacing w:before="60" w:after="60" w:line="360" w:lineRule="auto"/>
-        <w:ind w:left="720"/>
-        <w:jc w:val="both"/>
-      </w:pPr>
-      <w:r>
-        <w:rPr>
-          <w:rFonts w:eastAsia="Arial"/>
-          <w:i/>
-          <w:iCs/>
-          <w:sz w:val="22"/>
-          <w:szCs w:val="22"/>
-        </w:rPr>
-        <w:t>[ Дополните данный абзац собственными выводами: что удалось, что вызвало затруднения, какие методы улучшили бы результаты ]</w:t>
-      </w:r>
-    </w:p>
-    <w:p>
-      <w:pPr>
-        <w:spacing w:before="120"/>
-      </w:pPr>
+        <w:t xml:space="preserve">По итогам выполнения лабораторной работы были решены все поставленные задачи. Реализован полный конвейер предобработки текстовых данных применительно к корпусу судебных актов, включающий очистку текста, </w:t>
+      </w:r>
+      <w:proofErr w:type="spellStart"/>
+      <w:r>
+        <w:t>токенизацию</w:t>
+      </w:r>
+      <w:proofErr w:type="spellEnd"/>
+      <w:r>
+        <w:t xml:space="preserve">, фильтрацию стоп-слов, </w:t>
+      </w:r>
+      <w:proofErr w:type="spellStart"/>
+      <w:r>
+        <w:t>лемматизацию</w:t>
+      </w:r>
+      <w:proofErr w:type="spellEnd"/>
+      <w:r>
+        <w:t xml:space="preserve"> и извлечение именованных сущностей. На основе разработанного конвейера построен ключевое-словарный классификатор и проведена его апробация.</w:t>
+      </w:r>
+    </w:p>
+    <w:p>
+      <w:pPr>
+        <w:spacing w:before="120" w:line="360" w:lineRule="auto"/>
+        <w:ind w:firstLine="709"/>
+        <w:jc w:val="both"/>
+      </w:pPr>
+      <w:r>
+        <w:t xml:space="preserve">Наиболее успешно решились задачи </w:t>
+      </w:r>
+      <w:proofErr w:type="spellStart"/>
+      <w:r>
+        <w:t>лемматизации</w:t>
+      </w:r>
+      <w:proofErr w:type="spellEnd"/>
+      <w:r>
+        <w:t xml:space="preserve"> и NER: pymorphy2 корректно приводил юридические термины к нормальной форме, а </w:t>
+      </w:r>
+      <w:proofErr w:type="spellStart"/>
+      <w:r>
+        <w:t>natasha</w:t>
+      </w:r>
+      <w:proofErr w:type="spellEnd"/>
+      <w:r>
+        <w:t xml:space="preserve"> уверенно выделяла персоны и организации. Затруднения возникли при формировании словаря стоп-слов и ключевых лемм — граница между </w:t>
+      </w:r>
+      <w:proofErr w:type="spellStart"/>
+      <w:r>
+        <w:t>общебанкротной</w:t>
+      </w:r>
+      <w:proofErr w:type="spellEnd"/>
+      <w:r>
+        <w:t xml:space="preserve"> и категориально-специфичной лексикой неочевидна и требует экспертного знания предметной области. Ключевое-словарный классификатор показал высокую точность на малом корпусе, однако его главный недостаток — хрупкость: словарь приходится пополнять вручную, и он не обобщается на новую терминологию автоматически. Для повышения качества и масштабируемости системы целесообразно перейти к статистическим методам — TF-IDF в сочетании с логистической регрессией или SVM — либо применить </w:t>
+      </w:r>
+      <w:proofErr w:type="spellStart"/>
+      <w:r>
+        <w:t>дообученную</w:t>
+      </w:r>
+      <w:proofErr w:type="spellEnd"/>
+      <w:r>
+        <w:t xml:space="preserve"> языковую модель (например, </w:t>
+      </w:r>
+      <w:proofErr w:type="spellStart"/>
+      <w:r>
+        <w:t>ruBERT</w:t>
+      </w:r>
+      <w:proofErr w:type="spellEnd"/>
+      <w:r>
+        <w:t>), которая учитывает контекст и не зависит от заранее заданных словарей.</w:t>
+      </w:r>
     </w:p>
     <w:p>
       <w:pPr>
@@ -6494,7 +7393,6 @@
         <w:rPr>
           <w:rFonts w:cs="Times New Roman"/>
         </w:rPr>
-        <w:lastRenderedPageBreak/>
         <w:t>7. Список литературы</w:t>
       </w:r>
     </w:p>
@@ -6535,7 +7433,15 @@
         <w:jc w:val="both"/>
       </w:pPr>
       <w:r>
-        <w:t>4. Документация библиотеки natasha. URL: https://natasha.github.io</w:t>
+        <w:t xml:space="preserve">4. Документация библиотеки </w:t>
+      </w:r>
+      <w:proofErr w:type="spellStart"/>
+      <w:r>
+        <w:t>natasha</w:t>
+      </w:r>
+      <w:proofErr w:type="spellEnd"/>
+      <w:r>
+        <w:t>. URL: https://natasha.github.io</w:t>
       </w:r>
     </w:p>
     <w:p>
@@ -6557,11 +7463,6 @@
       <w:r>
         <w:t>6. Открытая электронная картотека арбитражных дел. URL: https://kad.arbitr.ru</w:t>
       </w:r>
-    </w:p>
-    <w:p>
-      <w:pPr>
-        <w:spacing w:before="120"/>
-      </w:pPr>
     </w:p>
     <w:sectPr>
       <w:headerReference w:type="default" r:id="rId10"/>
@@ -6754,7 +7655,27 @@
         <w:sz w:val="18"/>
         <w:szCs w:val="18"/>
       </w:rPr>
-      <w:t>Отчёт по лабораторной работе №1  |  Информационно-поисковые системы</w:t>
+      <w:t>Отчёт по лабораторной работе №</w:t>
+    </w:r>
+    <w:proofErr w:type="gramStart"/>
+    <w:r>
+      <w:rPr>
+        <w:rFonts w:ascii="Arial" w:eastAsia="Arial" w:hAnsi="Arial" w:cs="Arial"/>
+        <w:color w:val="555555"/>
+        <w:sz w:val="18"/>
+        <w:szCs w:val="18"/>
+      </w:rPr>
+      <w:t>1  |</w:t>
+    </w:r>
+    <w:proofErr w:type="gramEnd"/>
+    <w:r>
+      <w:rPr>
+        <w:rFonts w:ascii="Arial" w:eastAsia="Arial" w:hAnsi="Arial" w:cs="Arial"/>
+        <w:color w:val="555555"/>
+        <w:sz w:val="18"/>
+        <w:szCs w:val="18"/>
+      </w:rPr>
+      <w:t xml:space="preserve">  Информационно-поисковые системы</w:t>
     </w:r>
   </w:p>
 </w:hdr>
